--- a/content/Bios/Dick_Yates.docx
+++ b/content/Bios/Dick_Yates.docx
@@ -1,150 +1,8 @@
 
 <file path=word/document.xml><?xml version="1.0" encoding="utf-8"?>
-<w:document xmlns:w14="http://schemas.microsoft.com/office/word/2010/wordml" xmlns:wp14="http://schemas.microsoft.com/office/word/2010/wordprocessingDrawing" xmlns:w="http://schemas.openxmlformats.org/wordprocessingml/2006/main" xmlns:m="http://schemas.openxmlformats.org/officeDocument/2006/math" xmlns:r="http://schemas.openxmlformats.org/officeDocument/2006/relationships" xmlns:o="urn:schemas-microsoft-com:office:office" xmlns:v="urn:schemas-microsoft-com:vml" xmlns:w10="urn:schemas-microsoft-com:office:word" xmlns:a="http://schemas.openxmlformats.org/drawingml/2006/main" xmlns:pic="http://schemas.openxmlformats.org/drawingml/2006/picture" xmlns:wp="http://schemas.openxmlformats.org/drawingml/2006/wordprocessingDrawing" xmlns:mc="http://schemas.openxmlformats.org/markup-compatibility/2006" mc:Ignorable="w14 wp14">
+<w:document xmlns:ns1="http://schemas.openxmlformats.org/markup-compatibility/2006" xmlns:ns2="http://schemas.microsoft.com/office/word/2010/wordml" xmlns:w="http://schemas.openxmlformats.org/wordprocessingml/2006/main" ns1:Ignorable="w14 wp14">
   <w:body>
-    <w:p xmlns:wp14="http://schemas.microsoft.com/office/word/2010/wordml" wp14:textId="77777777">
-      <w:pPr>
-        <w:pStyle w:val="FirstParagraph"/>
-      </w:pPr>
-      <w:r>
-        <w:rPr/>
-        <w:t>Hall of Fame Inductee Dick Yates – Denver</w:t>
-      </w:r>
-      <w:r>
-        <w:rPr/>
-        <w:t xml:space="preserve"> </w:t>
-      </w:r>
-      <w:r>
-        <w:rPr/>
-        <w:t>Denver</w:t>
-      </w:r>
-      <w:r>
-        <w:rPr/>
-        <w:t xml:space="preserve"> South and Kennedy high schools and American Legion coach Dick Yates began a legacy</w:t>
-      </w:r>
-      <w:r>
-        <w:rPr/>
-        <w:t xml:space="preserve"> </w:t>
-      </w:r>
-      <w:r>
-        <w:rPr/>
-        <w:t>that has continued today. A Denver native, Dick attended South High School and the University</w:t>
-      </w:r>
-      <w:r>
-        <w:rPr/>
-        <w:t xml:space="preserve"> </w:t>
-      </w:r>
-      <w:r>
-        <w:rPr/>
-        <w:t>of Denver before landing as a teacher and coach in the Denver Public Schools system. He</w:t>
-      </w:r>
-      <w:r>
-        <w:rPr/>
-        <w:t xml:space="preserve"> </w:t>
-      </w:r>
-      <w:r>
-        <w:rPr/>
-        <w:t>became the head baseball coach at John F. Kennedy when the school opened in 1966. Dick</w:t>
-      </w:r>
-      <w:r>
-        <w:rPr/>
-        <w:t xml:space="preserve"> </w:t>
-      </w:r>
-      <w:r>
-        <w:rPr/>
-        <w:t>officially retired in 1985 after 35 years, 22 years as a head coach in baseball and football.</w:t>
-      </w:r>
-      <w:r>
-        <w:rPr/>
-        <w:t xml:space="preserve"> </w:t>
-      </w:r>
-      <w:r>
-        <w:rPr/>
-        <w:t xml:space="preserve">His baseball teams captured 18 city championships, eight </w:t>
-      </w:r>
-      <w:r>
-        <w:rPr/>
-        <w:t>state</w:t>
-      </w:r>
-      <w:r>
-        <w:rPr/>
-        <w:t xml:space="preserve"> championships and two regional</w:t>
-      </w:r>
-      <w:r>
-        <w:rPr/>
-        <w:t xml:space="preserve"> </w:t>
-      </w:r>
-      <w:r>
-        <w:rPr/>
-        <w:t>championships, including play in summer American Legion baseball. Dick entered the Colorado</w:t>
-      </w:r>
-      <w:r>
-        <w:rPr/>
-        <w:t xml:space="preserve"> </w:t>
-      </w:r>
-      <w:r>
-        <w:rPr/>
-        <w:t>Sports Hall of Fame in 2007.</w:t>
-      </w:r>
-      <w:r>
-        <w:rPr/>
-        <w:t xml:space="preserve"> </w:t>
-      </w:r>
-      <w:r>
-        <w:rPr/>
-        <w:t>Dick’s sons Scott and Shannon and grandson Rich have carried on the tradition. Scott, who</w:t>
-      </w:r>
-      <w:r>
-        <w:rPr/>
-        <w:t xml:space="preserve"> </w:t>
-      </w:r>
-      <w:r>
-        <w:rPr/>
-        <w:t>played on a JFK state football championship team and went on to play at the University of</w:t>
-      </w:r>
-      <w:r>
-        <w:rPr/>
-        <w:t xml:space="preserve"> </w:t>
-      </w:r>
-      <w:r>
-        <w:rPr/>
-        <w:t>Colorado, is now the head football coach at Kent Denver where his son Rich plays. Shannon</w:t>
-      </w:r>
-      <w:r>
-        <w:rPr/>
-        <w:t xml:space="preserve"> </w:t>
-      </w:r>
-      <w:r>
-        <w:rPr/>
-        <w:t>starred on the 1986 Kent Denver team and went on to play at the United States Air Force</w:t>
-      </w:r>
-      <w:r>
-        <w:rPr/>
-        <w:t xml:space="preserve"> </w:t>
-      </w:r>
-      <w:r>
-        <w:rPr/>
-        <w:t>Academy.</w:t>
-      </w:r>
-    </w:p>
-    <w:p>
-      <w:pPr>
-        <w:pStyle w:val="BodyText"/>
-      </w:pPr>
-    </w:p>
-    <w:p>
-      <w:pPr>
-        <w:pStyle w:val="Title"/>
-      </w:pPr>
-      <w:r>
-        <w:rPr>
-          <w:noProof w:val="0"/>
-          <w:lang w:val="en-US"/>
-        </w:rPr>
-        <w:t>Revised Biography: Dick Yates</w:t>
-      </w:r>
-    </w:p>
-    <w:p>
+    <w:p ns2:paraId="24560869" ns2:textId="23E9F2E9">
       <w:pPr>
         <w:pStyle w:val="Subtitle"/>
         <w:rPr/>
@@ -157,7 +15,7 @@
         <w:t>Hall of Fame Inductee – Denver</w:t>
       </w:r>
     </w:p>
-    <w:p>
+    <w:p ns2:paraId="3FE9234E" ns2:textId="4090F3C8">
       <w:pPr>
         <w:spacing w:before="0" w:beforeAutospacing="off" w:after="0" w:afterAutospacing="off" w:line="300" w:lineRule="auto"/>
         <w:rPr>
@@ -271,7 +129,7 @@
         <w:t>.</w:t>
       </w:r>
     </w:p>
-    <w:p>
+    <w:p ns2:paraId="077F8D67" ns2:textId="3E68B9E5">
       <w:pPr>
         <w:spacing w:before="0" w:beforeAutospacing="off" w:after="0" w:afterAutospacing="off" w:line="300" w:lineRule="auto"/>
         <w:rPr>
@@ -413,7 +271,7 @@
         <w:t xml:space="preserve"> baseball.</w:t>
       </w:r>
     </w:p>
-    <w:p>
+    <w:p ns2:paraId="3F841D48" ns2:textId="29E1F1F3">
       <w:pPr>
         <w:spacing w:before="0" w:beforeAutospacing="off" w:after="0" w:afterAutospacing="off" w:line="300" w:lineRule="auto"/>
         <w:rPr>
@@ -471,7 +329,7 @@
         <w:t xml:space="preserve"> in 2007.</w:t>
       </w:r>
     </w:p>
-    <w:p>
+    <w:p ns2:paraId="5C049046" ns2:textId="44EAD7EC">
       <w:pPr>
         <w:spacing w:before="0" w:beforeAutospacing="off" w:after="0" w:afterAutospacing="off" w:line="300" w:lineRule="auto"/>
         <w:rPr>
@@ -585,7 +443,7 @@
         <w:t>.</w:t>
       </w:r>
     </w:p>
-    <w:p>
+    <w:p ns2:paraId="0380BDD7" ns2:textId="365C990C">
       <w:pPr>
         <w:pStyle w:val="BodyText"/>
       </w:pPr>
